--- a/reports/C3_S5_LR04_Шаблон_отчёта.docx
+++ b/reports/C3_S5_LR04_Шаблон_отчёта.docx
@@ -827,7 +827,7 @@
                 <w:color w:val="000000"/>
                 <w:sz w:val="26"/>
               </w:rPr>
-              <w:t>Классификация требований</w:t>
+              <w:t>Глоссарий и сущности кандидаты</w:t>
             </w:r>
           </w:p>
         </w:tc>
@@ -1970,7 +1970,7 @@
                 <w:color w:val="000000"/>
                 <w:sz w:val="18"/>
               </w:rPr>
-              <w:t>Классификация требований</w:t>
+              <w:t>Глоссарий и сущности кандидаты</w:t>
             </w:r>
           </w:p>
         </w:tc>
@@ -2021,7 +2021,7 @@
                 <w:color w:val="000000"/>
                 <w:sz w:val="18"/>
               </w:rPr>
-              <w:t>Разделить смешанный список на функциональные, нефункциональные требования, ограничения и бизнес-правила.</w:t>
+              <w:t>Разработать глоссарий предметной области и перечень сущностей-кандидатов по документам заказчика.</w:t>
             </w:r>
           </w:p>
         </w:tc>
@@ -2072,7 +2072,7 @@
                 <w:color w:val="000000"/>
                 <w:sz w:val="18"/>
               </w:rPr>
-              <w:t>Классифицировать утверждения по проверяемому смыслу и выявлять смешанные записи.</w:t>
+              <w:t>Согласовывать термины, находить сущности в источниках и обосновывать отсев полей, действий, ролей и отчётов.</w:t>
             </w:r>
           </w:p>
         </w:tc>
@@ -2123,7 +2123,7 @@
                 <w:color w:val="000000"/>
                 <w:sz w:val="18"/>
               </w:rPr>
-              <w:t>Классификационная матрица</w:t>
+              <w:t>Глоссарий предметной области и реестр сущностей-кандидатов</w:t>
             </w:r>
           </w:p>
         </w:tc>
@@ -2190,7 +2190,7 @@
     </w:p>
     <w:p>
       <w:r>
-        <w:t>В первичном реестре одна строка может одновременно описывать действие, скорость и запрет. Команде разработки нужно получить однородные записи.</w:t>
+        <w:t>В документах слова «заказ», «заявка» и «отгрузка» употребляются непоследовательно, а существительные из форм ошибочно воспринимаются как готовый перечень сущностей.</w:t>
       </w:r>
     </w:p>
     <w:p>
@@ -2213,7 +2213,7 @@
           <w:color w:val="000000"/>
           <w:sz w:val="22"/>
         </w:rPr>
-        <w:t>Реестр из предыдущей работы.</w:t>
+        <w:t>Документы заказчика и реестр LR02.</w:t>
       </w:r>
     </w:p>
     <w:p>
@@ -2228,7 +2228,7 @@
           <w:color w:val="000000"/>
           <w:sz w:val="22"/>
         </w:rPr>
-        <w:t>Набор из 12 контрольных утверждений.</w:t>
+        <w:t>Список терминов с синонимами и конфликтующими значениями.</w:t>
       </w:r>
     </w:p>
     <w:p>
@@ -2243,7 +2243,7 @@
           <w:color w:val="000000"/>
           <w:sz w:val="22"/>
         </w:rPr>
-        <w:t>Карточка признаков четырёх классов.</w:t>
+        <w:t>Набор существительных-кандидатов из форм и брифинга.</w:t>
       </w:r>
     </w:p>
     <w:p>
@@ -2258,7 +2258,7 @@
           <w:color w:val="000000"/>
           <w:sz w:val="22"/>
         </w:rPr>
-        <w:t>Два намеренно смешанных требования.</w:t>
+        <w:t>Контрольные примеры поля, действия, роли и отчёта.</w:t>
       </w:r>
     </w:p>
     <w:p>
@@ -2317,7 +2317,7 @@
         <w:pStyle w:val="2"/>
       </w:pPr>
       <w:r>
-        <w:t>Классификационная матрица</w:t>
+        <w:t>Глоссарий предметной области и реестр сущностей-кандидатов</w:t>
       </w:r>
     </w:p>
     <w:p>
@@ -2369,7 +2369,7 @@
                 <w:color w:val="000000"/>
                 <w:sz w:val="18"/>
               </w:rPr>
-              <w:t>ID</w:t>
+              <w:t>Термин или кандидат</w:t>
             </w:r>
           </w:p>
         </w:tc>
@@ -2397,7 +2397,7 @@
                 <w:color w:val="000000"/>
                 <w:sz w:val="18"/>
               </w:rPr>
-              <w:t>Класс</w:t>
+              <w:t>Определение или тип</w:t>
             </w:r>
           </w:p>
         </w:tc>
@@ -2425,7 +2425,7 @@
                 <w:color w:val="000000"/>
                 <w:sz w:val="18"/>
               </w:rPr>
-              <w:t>Признак класса</w:t>
+              <w:t>Источник</w:t>
             </w:r>
           </w:p>
         </w:tc>
@@ -2453,7 +2453,7 @@
                 <w:color w:val="000000"/>
                 <w:sz w:val="18"/>
               </w:rPr>
-              <w:t>Нужно разделить</w:t>
+              <w:t>Синоним</w:t>
             </w:r>
           </w:p>
         </w:tc>
@@ -2481,7 +2481,7 @@
                 <w:color w:val="000000"/>
                 <w:sz w:val="18"/>
               </w:rPr>
-              <w:t>Новая формулировка</w:t>
+              <w:t>Решение оставить или отсеять</w:t>
             </w:r>
           </w:p>
         </w:tc>
@@ -3324,7 +3324,7 @@
           <w:color w:val="000000"/>
           <w:sz w:val="24"/>
         </w:rPr>
-        <w:t>Как классифицировать самое спорное утверждение и почему?</w:t>
+        <w:t>Какие кандидаты должны стать сущностями, а какие следует отсеять?</w:t>
       </w:r>
     </w:p>
     <w:tbl>
@@ -3994,7 +3994,7 @@
         <w:pStyle w:val="2"/>
       </w:pPr>
       <w:r>
-        <w:t>Критерии LMS · 10 баллов</w:t>
+        <w:t>Критерии LMS · 4 балла</w:t>
       </w:r>
     </w:p>
     <w:tbl>
@@ -4120,7 +4120,7 @@
                 <w:color w:val="000000"/>
                 <w:sz w:val="17"/>
               </w:rPr>
-              <w:t>4</w:t>
+              <w:t>1,6</w:t>
             </w:r>
           </w:p>
         </w:tc>
@@ -4174,7 +4174,7 @@
                 <w:color w:val="000000"/>
                 <w:sz w:val="17"/>
               </w:rPr>
-              <w:t>Все записи классифицированы; смешанные разделены и не потеряли исходный смысл.</w:t>
+              <w:t>Глоссарий из 12–16 терминов и реестр не менее 10 кандидатов с решением и доказательным обоснованием отсева.</w:t>
             </w:r>
           </w:p>
         </w:tc>
@@ -4203,7 +4203,7 @@
                 <w:color w:val="000000"/>
                 <w:sz w:val="17"/>
               </w:rPr>
-              <w:t>2</w:t>
+              <w:t>0,8</w:t>
             </w:r>
           </w:p>
         </w:tc>
@@ -4286,7 +4286,7 @@
                 <w:color w:val="000000"/>
                 <w:sz w:val="17"/>
               </w:rPr>
-              <w:t>2</w:t>
+              <w:t>0,8</w:t>
             </w:r>
           </w:p>
         </w:tc>
@@ -4369,7 +4369,7 @@
                 <w:color w:val="000000"/>
                 <w:sz w:val="17"/>
               </w:rPr>
-              <w:t>1</w:t>
+              <w:t>0,4</w:t>
             </w:r>
           </w:p>
         </w:tc>
@@ -4423,7 +4423,7 @@
                 <w:color w:val="000000"/>
                 <w:sz w:val="17"/>
               </w:rPr>
-              <w:t>Класс определяется содержанием, а не словами «система должна».</w:t>
+              <w:t>Определения различают соседние термины, а оставленная сущность имеет экземпляры, свойства и самостоятельную роль в правилах или жизненном цикле.</w:t>
             </w:r>
           </w:p>
         </w:tc>
@@ -4452,7 +4452,7 @@
                 <w:color w:val="000000"/>
                 <w:sz w:val="17"/>
               </w:rPr>
-              <w:t>1</w:t>
+              <w:t>0,4</w:t>
             </w:r>
           </w:p>
         </w:tc>
@@ -4903,7 +4903,7 @@
             <w:color w:val="4056B5"/>
             <w:u w:val="single"/>
           </w:rPr>
-          <w:t>Лекция: Классы требований</w:t>
+          <w:t>Лекция: Глоссарий проекта</w:t>
         </w:r>
       </w:hyperlink>
     </w:p>
@@ -4915,12 +4915,24 @@
             <w:color w:val="4056B5"/>
             <w:u w:val="single"/>
           </w:rPr>
+          <w:t>Лекция: Сущности-кандидаты</w:t>
+        </w:r>
+      </w:hyperlink>
+    </w:p>
+    <w:p>
+      <w:hyperlink r:id="rId13">
+        <w:r>
+          <w:rPr>
+            <w:rFonts w:ascii="Times New Roman" w:hAnsi="Times New Roman"/>
+            <w:color w:val="4056B5"/>
+            <w:u w:val="single"/>
+          </w:rPr>
           <w:t>Материалы учебного кейса</w:t>
         </w:r>
       </w:hyperlink>
     </w:p>
     <w:p>
-      <w:hyperlink r:id="rId13">
+      <w:hyperlink r:id="rId14">
         <w:r>
           <w:rPr>
             <w:rFonts w:ascii="Times New Roman" w:hAnsi="Times New Roman"/>
